--- a/public/ClientIntakeForm_Blank_Download.docx
+++ b/public/ClientIntakeForm_Blank_Download.docx
@@ -233,7 +233,19 @@
         <w:rPr>
           <w:rFonts w:ascii="Cambria" w:eastAsia="Cambria" w:hAnsi="Cambria" w:cs="Cambria"/>
         </w:rPr>
-        <w:t>_______________________________________________</w:t>
+        <w:t>___________________________________________</w:t>
+      </w:r>
+      <w:r>
+        <w:rPr>
+          <w:rFonts w:ascii="Cambria" w:eastAsia="Cambria" w:hAnsi="Cambria" w:cs="Cambria"/>
+        </w:rPr>
+        <w:t>City</w:t>
+      </w:r>
+      <w:r>
+        <w:rPr>
+          <w:rFonts w:ascii="Cambria" w:eastAsia="Cambria" w:hAnsi="Cambria" w:cs="Cambria"/>
+        </w:rPr>
+        <w:t>: _______________</w:t>
       </w:r>
       <w:r>
         <w:rPr>
@@ -2713,6 +2725,12 @@
 </file>
 
 <file path=customXml/item1.xml><?xml version="1.0" encoding="utf-8"?>
+<go:gDocsCustomXmlDataStorage xmlns:go="http://customooxmlschemas.google.com/" xmlns:r="http://schemas.openxmlformats.org/officeDocument/2006/relationships" uri="GoogleDocsCustomDataVersion1">
+  <go:docsCustomData xmlns:go="http://customooxmlschemas.google.com/" roundtripDataSignature="AMtx7mj5V1DV6Mb90OZoYSGXWt/VXybJZQ==">AMUW2mX6UNWN2XjJtrLz6YEL2sFG6Zo7LNQgHZQRmE4k0GNgfEglqM00v7L5ajBpk2JfxGn1gXYS/lCAb06q0HtrSG6brbgFvm2jJVcovvkS5Oj5ijHBqE0=</go:docsCustomData>
+</go:gDocsCustomXmlDataStorage>
+</file>
+
+<file path=customXml/item2.xml><?xml version="1.0" encoding="utf-8"?>
 <?mso-contentType ?>
 <FormTemplates xmlns="http://schemas.microsoft.com/sharepoint/v3/contenttype/forms">
   <Display>DocumentLibraryForm</Display>
@@ -2721,7 +2739,7 @@
 </FormTemplates>
 </file>
 
-<file path=customXml/item2.xml><?xml version="1.0" encoding="utf-8"?>
+<file path=customXml/item3.xml><?xml version="1.0" encoding="utf-8"?>
 <p:properties xmlns:p="http://schemas.microsoft.com/office/2006/metadata/properties" xmlns:xsi="http://www.w3.org/2001/XMLSchema-instance" xmlns:pc="http://schemas.microsoft.com/office/infopath/2007/PartnerControls">
   <documentManagement>
     <TaxCatchAll xmlns="70ce37de-ba24-47a2-8190-6fb1c04ba792" xsi:nil="true"/>
@@ -2732,7 +2750,7 @@
 </p:properties>
 </file>
 
-<file path=customXml/item3.xml><?xml version="1.0" encoding="utf-8"?>
+<file path=customXml/item4.xml><?xml version="1.0" encoding="utf-8"?>
 <ct:contentTypeSchema xmlns:ct="http://schemas.microsoft.com/office/2006/metadata/contentType" xmlns:ma="http://schemas.microsoft.com/office/2006/metadata/properties/metaAttributes" ct:_="" ma:_="" ma:contentTypeName="Document" ma:contentTypeID="0x010100E2084D3701137444A95AD8349F495F61" ma:contentTypeVersion="13" ma:contentTypeDescription="Create a new document." ma:contentTypeScope="" ma:versionID="17db1b00b6a7b2b1fef501dd5d5bae8c">
   <xsd:schema xmlns:xsd="http://www.w3.org/2001/XMLSchema" xmlns:xs="http://www.w3.org/2001/XMLSchema" xmlns:p="http://schemas.microsoft.com/office/2006/metadata/properties" xmlns:ns2="635b10c8-2634-403b-a560-ba04ed66499a" xmlns:ns3="70ce37de-ba24-47a2-8190-6fb1c04ba792" targetNamespace="http://schemas.microsoft.com/office/2006/metadata/properties" ma:root="true" ma:fieldsID="58a0244e51f48d399c421546f7f46818" ns2:_="" ns3:_="">
     <xsd:import namespace="635b10c8-2634-403b-a560-ba04ed66499a"/>
@@ -2939,13 +2957,16 @@
 </ct:contentTypeSchema>
 </file>
 
-<file path=customXml/item4.xml><?xml version="1.0" encoding="utf-8"?>
-<go:gDocsCustomXmlDataStorage xmlns:go="http://customooxmlschemas.google.com/" xmlns:r="http://schemas.openxmlformats.org/officeDocument/2006/relationships" uri="GoogleDocsCustomDataVersion1">
-  <go:docsCustomData xmlns:go="http://customooxmlschemas.google.com/" roundtripDataSignature="AMtx7mj5V1DV6Mb90OZoYSGXWt/VXybJZQ==">AMUW2mX6UNWN2XjJtrLz6YEL2sFG6Zo7LNQgHZQRmE4k0GNgfEglqM00v7L5ajBpk2JfxGn1gXYS/lCAb06q0HtrSG6brbgFvm2jJVcovvkS5Oj5ijHBqE0=</go:docsCustomData>
-</go:gDocsCustomXmlDataStorage>
+<file path=customXml/itemProps1.xml><?xml version="1.0" encoding="utf-8"?>
+<ds:datastoreItem xmlns:ds="http://schemas.openxmlformats.org/officeDocument/2006/customXml" ds:itemID="{11111111-1234-1234-1234-123412341234}">
+  <ds:schemaRefs>
+    <ds:schemaRef ds:uri="http://customooxmlschemas.google.com/"/>
+    <ds:schemaRef ds:uri="http://schemas.openxmlformats.org/officeDocument/2006/relationships"/>
+  </ds:schemaRefs>
+</ds:datastoreItem>
 </file>
 
-<file path=customXml/itemProps1.xml><?xml version="1.0" encoding="utf-8"?>
+<file path=customXml/itemProps2.xml><?xml version="1.0" encoding="utf-8"?>
 <ds:datastoreItem xmlns:ds="http://schemas.openxmlformats.org/officeDocument/2006/customXml" ds:itemID="{E7BEE30A-3E1C-4122-A7F2-1CA7F843DB6D}">
   <ds:schemaRefs>
     <ds:schemaRef ds:uri="http://schemas.microsoft.com/sharepoint/v3/contenttype/forms"/>
@@ -2953,7 +2974,7 @@
 </ds:datastoreItem>
 </file>
 
-<file path=customXml/itemProps2.xml><?xml version="1.0" encoding="utf-8"?>
+<file path=customXml/itemProps3.xml><?xml version="1.0" encoding="utf-8"?>
 <ds:datastoreItem xmlns:ds="http://schemas.openxmlformats.org/officeDocument/2006/customXml" ds:itemID="{605DED79-1066-4078-BC7E-0F7D31717511}">
   <ds:schemaRefs>
     <ds:schemaRef ds:uri="http://schemas.microsoft.com/office/2006/metadata/properties"/>
@@ -2964,15 +2985,21 @@
 </ds:datastoreItem>
 </file>
 
-<file path=customXml/itemProps3.xml><?xml version="1.0" encoding="utf-8"?>
-<ds:datastoreItem xmlns:ds="http://schemas.openxmlformats.org/officeDocument/2006/customXml" ds:itemID="{8243F599-2063-46B2-85EC-7CCA21647386}"/>
-</file>
-
 <file path=customXml/itemProps4.xml><?xml version="1.0" encoding="utf-8"?>
-<ds:datastoreItem xmlns:ds="http://schemas.openxmlformats.org/officeDocument/2006/customXml" ds:itemID="{11111111-1234-1234-1234-123412341234}">
+<ds:datastoreItem xmlns:ds="http://schemas.openxmlformats.org/officeDocument/2006/customXml" ds:itemID="{8243F599-2063-46B2-85EC-7CCA21647386}">
   <ds:schemaRefs>
-    <ds:schemaRef ds:uri="http://customooxmlschemas.google.com/"/>
-    <ds:schemaRef ds:uri="http://schemas.openxmlformats.org/officeDocument/2006/relationships"/>
+    <ds:schemaRef ds:uri="http://schemas.microsoft.com/office/2006/metadata/contentType"/>
+    <ds:schemaRef ds:uri="http://schemas.microsoft.com/office/2006/metadata/properties/metaAttributes"/>
+    <ds:schemaRef ds:uri="http://www.w3.org/2001/XMLSchema"/>
+    <ds:schemaRef ds:uri="http://schemas.microsoft.com/office/2006/metadata/properties"/>
+    <ds:schemaRef ds:uri="635b10c8-2634-403b-a560-ba04ed66499a"/>
+    <ds:schemaRef ds:uri="70ce37de-ba24-47a2-8190-6fb1c04ba792"/>
+    <ds:schemaRef ds:uri="http://schemas.microsoft.com/office/2006/documentManagement/types"/>
+    <ds:schemaRef ds:uri="http://schemas.microsoft.com/office/infopath/2007/PartnerControls"/>
+    <ds:schemaRef ds:uri="http://schemas.openxmlformats.org/package/2006/metadata/core-properties"/>
+    <ds:schemaRef ds:uri="http://purl.org/dc/elements/1.1/"/>
+    <ds:schemaRef ds:uri="http://purl.org/dc/terms/"/>
+    <ds:schemaRef ds:uri="http://schemas.microsoft.com/internal/obd"/>
   </ds:schemaRefs>
 </ds:datastoreItem>
 </file>
--- a/public/ClientIntakeForm_Blank_Download.docx
+++ b/public/ClientIntakeForm_Blank_Download.docx
@@ -922,297 +922,258 @@
         <w:rPr>
           <w:rFonts w:ascii="Cambria" w:eastAsia="Cambria" w:hAnsi="Cambria" w:cs="Cambria"/>
         </w:rPr>
-        <w:t xml:space="preserve">Name: </w:t>
-      </w:r>
-      <w:r>
-        <w:rPr>
-          <w:rFonts w:ascii="Cambria" w:eastAsia="Cambria" w:hAnsi="Cambria" w:cs="Cambria"/>
-          <w:u w:val="single"/>
-        </w:rPr>
-        <w:tab/>
-      </w:r>
-      <w:r>
-        <w:rPr>
-          <w:rFonts w:ascii="Cambria" w:eastAsia="Cambria" w:hAnsi="Cambria" w:cs="Cambria"/>
-          <w:u w:val="single"/>
-        </w:rPr>
-        <w:tab/>
-      </w:r>
-      <w:r>
-        <w:rPr>
-          <w:rFonts w:ascii="Cambria" w:eastAsia="Cambria" w:hAnsi="Cambria" w:cs="Cambria"/>
-          <w:u w:val="single"/>
-        </w:rPr>
-        <w:tab/>
-      </w:r>
-      <w:r>
-        <w:rPr>
-          <w:rFonts w:ascii="Cambria" w:eastAsia="Cambria" w:hAnsi="Cambria" w:cs="Cambria"/>
-          <w:u w:val="single"/>
-        </w:rPr>
-        <w:tab/>
-      </w:r>
-      <w:r>
-        <w:rPr>
-          <w:rFonts w:ascii="Cambria" w:eastAsia="Cambria" w:hAnsi="Cambria" w:cs="Cambria"/>
-          <w:u w:val="single"/>
-        </w:rPr>
-        <w:tab/>
-      </w:r>
-      <w:r>
-        <w:rPr>
-          <w:rFonts w:ascii="Cambria" w:eastAsia="Cambria" w:hAnsi="Cambria" w:cs="Cambria"/>
-          <w:u w:val="single"/>
-        </w:rPr>
-        <w:tab/>
-      </w:r>
-      <w:r>
-        <w:rPr>
-          <w:rFonts w:ascii="Cambria" w:eastAsia="Cambria" w:hAnsi="Cambria" w:cs="Cambria"/>
-          <w:u w:val="single"/>
-        </w:rPr>
-        <w:tab/>
-      </w:r>
-      <w:r>
-        <w:rPr>
-          <w:rFonts w:ascii="Cambria" w:eastAsia="Cambria" w:hAnsi="Cambria" w:cs="Cambria"/>
-        </w:rPr>
-        <w:t xml:space="preserve"> Date of Birth: </w:t>
-      </w:r>
-      <w:r>
-        <w:rPr>
-          <w:rFonts w:ascii="Cambria" w:eastAsia="Cambria" w:hAnsi="Cambria" w:cs="Cambria"/>
-        </w:rPr>
-        <w:t>_______________________</w:t>
-      </w:r>
-    </w:p>
-    <w:p>
-      <w:pPr>
-        <w:spacing w:line="480" w:lineRule="auto"/>
-        <w:rPr>
-          <w:rFonts w:ascii="Cambria" w:eastAsia="Cambria" w:hAnsi="Cambria" w:cs="Cambria"/>
-          <w:u w:val="single"/>
-        </w:rPr>
-      </w:pPr>
-      <w:r>
-        <w:rPr>
-          <w:rFonts w:ascii="Cambria" w:eastAsia="Cambria" w:hAnsi="Cambria" w:cs="Cambria"/>
-        </w:rPr>
-        <w:t xml:space="preserve">Name: </w:t>
-      </w:r>
-      <w:r>
-        <w:rPr>
-          <w:rFonts w:ascii="Cambria" w:eastAsia="Cambria" w:hAnsi="Cambria" w:cs="Cambria"/>
-          <w:u w:val="single"/>
-        </w:rPr>
-        <w:t xml:space="preserve"> </w:t>
-      </w:r>
-      <w:r>
-        <w:rPr>
-          <w:rFonts w:ascii="Cambria" w:eastAsia="Cambria" w:hAnsi="Cambria" w:cs="Cambria"/>
-          <w:u w:val="single"/>
-        </w:rPr>
-        <w:tab/>
-      </w:r>
-      <w:r>
-        <w:rPr>
-          <w:rFonts w:ascii="Cambria" w:eastAsia="Cambria" w:hAnsi="Cambria" w:cs="Cambria"/>
-          <w:u w:val="single"/>
-        </w:rPr>
-        <w:tab/>
-      </w:r>
-      <w:r>
-        <w:rPr>
-          <w:rFonts w:ascii="Cambria" w:eastAsia="Cambria" w:hAnsi="Cambria" w:cs="Cambria"/>
-          <w:u w:val="single"/>
-        </w:rPr>
-        <w:tab/>
-      </w:r>
-      <w:r>
-        <w:rPr>
-          <w:rFonts w:ascii="Cambria" w:eastAsia="Cambria" w:hAnsi="Cambria" w:cs="Cambria"/>
-          <w:u w:val="single"/>
-        </w:rPr>
-        <w:tab/>
-      </w:r>
-      <w:r>
-        <w:rPr>
-          <w:rFonts w:ascii="Cambria" w:eastAsia="Cambria" w:hAnsi="Cambria" w:cs="Cambria"/>
-          <w:u w:val="single"/>
-        </w:rPr>
-        <w:tab/>
-      </w:r>
-      <w:r>
-        <w:rPr>
-          <w:rFonts w:ascii="Cambria" w:eastAsia="Cambria" w:hAnsi="Cambria" w:cs="Cambria"/>
-          <w:u w:val="single"/>
-        </w:rPr>
-        <w:tab/>
-      </w:r>
-      <w:r>
-        <w:rPr>
-          <w:rFonts w:ascii="Cambria" w:eastAsia="Cambria" w:hAnsi="Cambria" w:cs="Cambria"/>
-        </w:rPr>
-        <w:t xml:space="preserve">Date of Birth: </w:t>
-      </w:r>
-      <w:r>
-        <w:rPr>
-          <w:rFonts w:ascii="Cambria" w:eastAsia="Cambria" w:hAnsi="Cambria" w:cs="Cambria"/>
-        </w:rPr>
-        <w:t>________________________</w:t>
-      </w:r>
-    </w:p>
-    <w:p>
-      <w:pPr>
-        <w:spacing w:line="480" w:lineRule="auto"/>
-        <w:rPr>
-          <w:rFonts w:ascii="Cambria" w:eastAsia="Cambria" w:hAnsi="Cambria" w:cs="Cambria"/>
-          <w:u w:val="single"/>
-        </w:rPr>
-      </w:pPr>
-      <w:r>
-        <w:rPr>
-          <w:rFonts w:ascii="Cambria" w:eastAsia="Cambria" w:hAnsi="Cambria" w:cs="Cambria"/>
-        </w:rPr>
-        <w:t xml:space="preserve">Name: </w:t>
-      </w:r>
-      <w:r>
-        <w:rPr>
-          <w:rFonts w:ascii="Cambria" w:eastAsia="Cambria" w:hAnsi="Cambria" w:cs="Cambria"/>
-          <w:u w:val="single"/>
-        </w:rPr>
-        <w:tab/>
-      </w:r>
-      <w:r>
-        <w:rPr>
-          <w:rFonts w:ascii="Cambria" w:eastAsia="Cambria" w:hAnsi="Cambria" w:cs="Cambria"/>
-          <w:u w:val="single"/>
-        </w:rPr>
-        <w:tab/>
-      </w:r>
-      <w:r>
-        <w:rPr>
-          <w:rFonts w:ascii="Cambria" w:eastAsia="Cambria" w:hAnsi="Cambria" w:cs="Cambria"/>
-          <w:u w:val="single"/>
-        </w:rPr>
-        <w:tab/>
-      </w:r>
-      <w:r>
-        <w:rPr>
-          <w:rFonts w:ascii="Cambria" w:eastAsia="Cambria" w:hAnsi="Cambria" w:cs="Cambria"/>
-          <w:u w:val="single"/>
-        </w:rPr>
-        <w:tab/>
-      </w:r>
-      <w:r>
-        <w:rPr>
-          <w:rFonts w:ascii="Cambria" w:eastAsia="Cambria" w:hAnsi="Cambria" w:cs="Cambria"/>
-          <w:u w:val="single"/>
-        </w:rPr>
-        <w:tab/>
-      </w:r>
-      <w:r>
-        <w:rPr>
-          <w:rFonts w:ascii="Cambria" w:eastAsia="Cambria" w:hAnsi="Cambria" w:cs="Cambria"/>
-          <w:u w:val="single"/>
-        </w:rPr>
-        <w:tab/>
-      </w:r>
-      <w:r>
-        <w:rPr>
-          <w:rFonts w:ascii="Cambria" w:eastAsia="Cambria" w:hAnsi="Cambria" w:cs="Cambria"/>
-          <w:u w:val="single"/>
-        </w:rPr>
-        <w:tab/>
-      </w:r>
-      <w:r>
-        <w:rPr>
-          <w:rFonts w:ascii="Cambria" w:eastAsia="Cambria" w:hAnsi="Cambria" w:cs="Cambria"/>
-        </w:rPr>
-        <w:t xml:space="preserve">Date of Birth: </w:t>
-      </w:r>
-      <w:r>
-        <w:rPr>
-          <w:rFonts w:ascii="Cambria" w:eastAsia="Cambria" w:hAnsi="Cambria" w:cs="Cambria"/>
-          <w:u w:val="single"/>
-        </w:rPr>
-        <w:t>________________________</w:t>
-      </w:r>
-    </w:p>
-    <w:p>
-      <w:pPr>
-        <w:spacing w:line="480" w:lineRule="auto"/>
-        <w:rPr>
-          <w:rFonts w:ascii="Cambria" w:eastAsia="Cambria" w:hAnsi="Cambria" w:cs="Cambria"/>
-          <w:u w:val="single"/>
-        </w:rPr>
-      </w:pPr>
-      <w:r>
-        <w:rPr>
-          <w:rFonts w:ascii="Cambria" w:eastAsia="Cambria" w:hAnsi="Cambria" w:cs="Cambria"/>
-        </w:rPr>
-        <w:t xml:space="preserve">Name: </w:t>
-      </w:r>
-      <w:r>
-        <w:tab/>
-      </w:r>
-      <w:r>
-        <w:rPr>
-          <w:rFonts w:ascii="Cambria" w:eastAsia="Cambria" w:hAnsi="Cambria" w:cs="Cambria"/>
-          <w:u w:val="single"/>
-        </w:rPr>
-        <w:tab/>
-      </w:r>
-      <w:r>
-        <w:rPr>
-          <w:rFonts w:ascii="Cambria" w:eastAsia="Cambria" w:hAnsi="Cambria" w:cs="Cambria"/>
-          <w:u w:val="single"/>
-        </w:rPr>
-        <w:tab/>
-      </w:r>
-      <w:r>
-        <w:rPr>
-          <w:rFonts w:ascii="Cambria" w:eastAsia="Cambria" w:hAnsi="Cambria" w:cs="Cambria"/>
-          <w:u w:val="single"/>
-        </w:rPr>
-        <w:tab/>
-      </w:r>
-      <w:r>
-        <w:rPr>
-          <w:rFonts w:ascii="Cambria" w:eastAsia="Cambria" w:hAnsi="Cambria" w:cs="Cambria"/>
-          <w:u w:val="single"/>
-        </w:rPr>
-        <w:tab/>
-      </w:r>
-      <w:r>
-        <w:rPr>
-          <w:rFonts w:ascii="Cambria" w:eastAsia="Cambria" w:hAnsi="Cambria" w:cs="Cambria"/>
-          <w:u w:val="single"/>
-        </w:rPr>
-        <w:tab/>
-      </w:r>
-      <w:r>
-        <w:rPr>
-          <w:rFonts w:ascii="Cambria" w:eastAsia="Cambria" w:hAnsi="Cambria" w:cs="Cambria"/>
-          <w:u w:val="single"/>
-        </w:rPr>
-        <w:tab/>
-      </w:r>
-      <w:r>
-        <w:rPr>
-          <w:rFonts w:ascii="Cambria" w:eastAsia="Cambria" w:hAnsi="Cambria" w:cs="Cambria"/>
-        </w:rPr>
-        <w:t xml:space="preserve">Date of Birth: </w:t>
-      </w:r>
-      <w:r>
-        <w:tab/>
-      </w:r>
-      <w:r>
-        <w:rPr>
-          <w:rFonts w:ascii="Cambria" w:eastAsia="Cambria" w:hAnsi="Cambria" w:cs="Cambria"/>
-          <w:u w:val="single"/>
-        </w:rPr>
-        <w:t>________________________</w:t>
+        <w:t>Name: ____________________________   Date of Birth: ______________   Sex: ☐ Male   ☐ Female</w:t>
+      </w:r>
+      <w:r>
+        <w:rPr>
+          <w:rFonts w:ascii="Cambria" w:eastAsia="Cambria" w:hAnsi="Cambria" w:cs="Cambria"/>
+          <w:u w:val="single"/>
+        </w:rPr>
+      </w:r>
+      <w:r>
+        <w:rPr>
+          <w:rFonts w:ascii="Cambria" w:eastAsia="Cambria" w:hAnsi="Cambria" w:cs="Cambria"/>
+          <w:u w:val="single"/>
+        </w:rPr>
+      </w:r>
+      <w:r>
+        <w:rPr>
+          <w:rFonts w:ascii="Cambria" w:eastAsia="Cambria" w:hAnsi="Cambria" w:cs="Cambria"/>
+          <w:u w:val="single"/>
+        </w:rPr>
+      </w:r>
+      <w:r>
+        <w:rPr>
+          <w:rFonts w:ascii="Cambria" w:eastAsia="Cambria" w:hAnsi="Cambria" w:cs="Cambria"/>
+          <w:u w:val="single"/>
+        </w:rPr>
+      </w:r>
+      <w:r>
+        <w:rPr>
+          <w:rFonts w:ascii="Cambria" w:eastAsia="Cambria" w:hAnsi="Cambria" w:cs="Cambria"/>
+          <w:u w:val="single"/>
+        </w:rPr>
+      </w:r>
+      <w:r>
+        <w:rPr>
+          <w:rFonts w:ascii="Cambria" w:eastAsia="Cambria" w:hAnsi="Cambria" w:cs="Cambria"/>
+          <w:u w:val="single"/>
+        </w:rPr>
+      </w:r>
+      <w:r>
+        <w:rPr>
+          <w:rFonts w:ascii="Cambria" w:eastAsia="Cambria" w:hAnsi="Cambria" w:cs="Cambria"/>
+          <w:u w:val="single"/>
+        </w:rPr>
+      </w:r>
+      <w:r>
+        <w:rPr>
+          <w:rFonts w:ascii="Cambria" w:eastAsia="Cambria" w:hAnsi="Cambria" w:cs="Cambria"/>
+        </w:rPr>
+      </w:r>
+      <w:r>
+        <w:rPr>
+          <w:rFonts w:ascii="Cambria" w:eastAsia="Cambria" w:hAnsi="Cambria" w:cs="Cambria"/>
+        </w:rPr>
+      </w:r>
+    </w:p>
+    <w:p>
+      <w:pPr>
+        <w:spacing w:line="480" w:lineRule="auto"/>
+        <w:rPr>
+          <w:rFonts w:ascii="Cambria" w:eastAsia="Cambria" w:hAnsi="Cambria" w:cs="Cambria"/>
+          <w:u w:val="single"/>
+        </w:rPr>
+      </w:pPr>
+      <w:r>
+        <w:rPr>
+          <w:rFonts w:ascii="Cambria" w:eastAsia="Cambria" w:hAnsi="Cambria" w:cs="Cambria"/>
+        </w:rPr>
+        <w:t>Name: ____________________________   Date of Birth: ______________   Sex: ☐ Male   ☐ Female</w:t>
+      </w:r>
+      <w:r>
+        <w:rPr>
+          <w:rFonts w:ascii="Cambria" w:eastAsia="Cambria" w:hAnsi="Cambria" w:cs="Cambria"/>
+          <w:u w:val="single"/>
+        </w:rPr>
+      </w:r>
+      <w:r>
+        <w:rPr>
+          <w:rFonts w:ascii="Cambria" w:eastAsia="Cambria" w:hAnsi="Cambria" w:cs="Cambria"/>
+          <w:u w:val="single"/>
+        </w:rPr>
+      </w:r>
+      <w:r>
+        <w:rPr>
+          <w:rFonts w:ascii="Cambria" w:eastAsia="Cambria" w:hAnsi="Cambria" w:cs="Cambria"/>
+          <w:u w:val="single"/>
+        </w:rPr>
+      </w:r>
+      <w:r>
+        <w:rPr>
+          <w:rFonts w:ascii="Cambria" w:eastAsia="Cambria" w:hAnsi="Cambria" w:cs="Cambria"/>
+          <w:u w:val="single"/>
+        </w:rPr>
+      </w:r>
+      <w:r>
+        <w:rPr>
+          <w:rFonts w:ascii="Cambria" w:eastAsia="Cambria" w:hAnsi="Cambria" w:cs="Cambria"/>
+          <w:u w:val="single"/>
+        </w:rPr>
+      </w:r>
+      <w:r>
+        <w:rPr>
+          <w:rFonts w:ascii="Cambria" w:eastAsia="Cambria" w:hAnsi="Cambria" w:cs="Cambria"/>
+          <w:u w:val="single"/>
+        </w:rPr>
+      </w:r>
+      <w:r>
+        <w:rPr>
+          <w:rFonts w:ascii="Cambria" w:eastAsia="Cambria" w:hAnsi="Cambria" w:cs="Cambria"/>
+          <w:u w:val="single"/>
+        </w:rPr>
+      </w:r>
+      <w:r>
+        <w:rPr>
+          <w:rFonts w:ascii="Cambria" w:eastAsia="Cambria" w:hAnsi="Cambria" w:cs="Cambria"/>
+        </w:rPr>
+      </w:r>
+      <w:r>
+        <w:rPr>
+          <w:rFonts w:ascii="Cambria" w:eastAsia="Cambria" w:hAnsi="Cambria" w:cs="Cambria"/>
+        </w:rPr>
+      </w:r>
+    </w:p>
+    <w:p>
+      <w:pPr>
+        <w:spacing w:line="480" w:lineRule="auto"/>
+        <w:rPr>
+          <w:rFonts w:ascii="Cambria" w:eastAsia="Cambria" w:hAnsi="Cambria" w:cs="Cambria"/>
+          <w:u w:val="single"/>
+        </w:rPr>
+      </w:pPr>
+      <w:r>
+        <w:rPr>
+          <w:rFonts w:ascii="Cambria" w:eastAsia="Cambria" w:hAnsi="Cambria" w:cs="Cambria"/>
+        </w:rPr>
+        <w:t>Name: ____________________________   Date of Birth: ______________   Sex: ☐ Male   ☐ Female</w:t>
+      </w:r>
+      <w:r>
+        <w:rPr>
+          <w:rFonts w:ascii="Cambria" w:eastAsia="Cambria" w:hAnsi="Cambria" w:cs="Cambria"/>
+          <w:u w:val="single"/>
+        </w:rPr>
+      </w:r>
+      <w:r>
+        <w:rPr>
+          <w:rFonts w:ascii="Cambria" w:eastAsia="Cambria" w:hAnsi="Cambria" w:cs="Cambria"/>
+          <w:u w:val="single"/>
+        </w:rPr>
+      </w:r>
+      <w:r>
+        <w:rPr>
+          <w:rFonts w:ascii="Cambria" w:eastAsia="Cambria" w:hAnsi="Cambria" w:cs="Cambria"/>
+          <w:u w:val="single"/>
+        </w:rPr>
+      </w:r>
+      <w:r>
+        <w:rPr>
+          <w:rFonts w:ascii="Cambria" w:eastAsia="Cambria" w:hAnsi="Cambria" w:cs="Cambria"/>
+          <w:u w:val="single"/>
+        </w:rPr>
+      </w:r>
+      <w:r>
+        <w:rPr>
+          <w:rFonts w:ascii="Cambria" w:eastAsia="Cambria" w:hAnsi="Cambria" w:cs="Cambria"/>
+          <w:u w:val="single"/>
+        </w:rPr>
+      </w:r>
+      <w:r>
+        <w:rPr>
+          <w:rFonts w:ascii="Cambria" w:eastAsia="Cambria" w:hAnsi="Cambria" w:cs="Cambria"/>
+          <w:u w:val="single"/>
+        </w:rPr>
+      </w:r>
+      <w:r>
+        <w:rPr>
+          <w:rFonts w:ascii="Cambria" w:eastAsia="Cambria" w:hAnsi="Cambria" w:cs="Cambria"/>
+          <w:u w:val="single"/>
+        </w:rPr>
+      </w:r>
+      <w:r>
+        <w:rPr>
+          <w:rFonts w:ascii="Cambria" w:eastAsia="Cambria" w:hAnsi="Cambria" w:cs="Cambria"/>
+        </w:rPr>
+      </w:r>
+      <w:r>
+        <w:rPr>
+          <w:rFonts w:ascii="Cambria" w:eastAsia="Cambria" w:hAnsi="Cambria" w:cs="Cambria"/>
+          <w:u w:val="single"/>
+        </w:rPr>
+      </w:r>
+    </w:p>
+    <w:p>
+      <w:pPr>
+        <w:spacing w:line="480" w:lineRule="auto"/>
+        <w:rPr>
+          <w:rFonts w:ascii="Cambria" w:eastAsia="Cambria" w:hAnsi="Cambria" w:cs="Cambria"/>
+          <w:u w:val="single"/>
+        </w:rPr>
+      </w:pPr>
+      <w:r>
+        <w:rPr>
+          <w:rFonts w:ascii="Cambria" w:eastAsia="Cambria" w:hAnsi="Cambria" w:cs="Cambria"/>
+        </w:rPr>
+        <w:t>Name: ____________________________   Date of Birth: ______________   Sex: ☐ Male   ☐ Female</w:t>
+      </w:r>
+      <w:r/>
+      <w:r>
+        <w:rPr>
+          <w:rFonts w:ascii="Cambria" w:eastAsia="Cambria" w:hAnsi="Cambria" w:cs="Cambria"/>
+          <w:u w:val="single"/>
+        </w:rPr>
+      </w:r>
+      <w:r>
+        <w:rPr>
+          <w:rFonts w:ascii="Cambria" w:eastAsia="Cambria" w:hAnsi="Cambria" w:cs="Cambria"/>
+          <w:u w:val="single"/>
+        </w:rPr>
+      </w:r>
+      <w:r>
+        <w:rPr>
+          <w:rFonts w:ascii="Cambria" w:eastAsia="Cambria" w:hAnsi="Cambria" w:cs="Cambria"/>
+          <w:u w:val="single"/>
+        </w:rPr>
+      </w:r>
+      <w:r>
+        <w:rPr>
+          <w:rFonts w:ascii="Cambria" w:eastAsia="Cambria" w:hAnsi="Cambria" w:cs="Cambria"/>
+          <w:u w:val="single"/>
+        </w:rPr>
+      </w:r>
+      <w:r>
+        <w:rPr>
+          <w:rFonts w:ascii="Cambria" w:eastAsia="Cambria" w:hAnsi="Cambria" w:cs="Cambria"/>
+          <w:u w:val="single"/>
+        </w:rPr>
+      </w:r>
+      <w:r>
+        <w:rPr>
+          <w:rFonts w:ascii="Cambria" w:eastAsia="Cambria" w:hAnsi="Cambria" w:cs="Cambria"/>
+          <w:u w:val="single"/>
+        </w:rPr>
+      </w:r>
+      <w:r>
+        <w:rPr>
+          <w:rFonts w:ascii="Cambria" w:eastAsia="Cambria" w:hAnsi="Cambria" w:cs="Cambria"/>
+        </w:rPr>
+      </w:r>
+      <w:r/>
+      <w:r>
+        <w:rPr>
+          <w:rFonts w:ascii="Cambria" w:eastAsia="Cambria" w:hAnsi="Cambria" w:cs="Cambria"/>
+          <w:u w:val="single"/>
+        </w:rPr>
       </w:r>
     </w:p>
     <w:p>
